--- a/frontend/public/examples/referat.docx
+++ b/frontend/public/examples/referat.docx
@@ -4292,9 +4292,9 @@
     </w:p>
     <w:p>
       <w:pPr>
+        <w:spacing w:line="420" w:lineRule="exact" w:before="0" w:after="120"/>
+        <w:ind w:firstLine="0" w:left="0"/>
         <w:jc w:val="both"/>
-        <w:spacing w:line="420" w:lineRule="exact" w:before="0" w:after="80"/>
-        <w:ind w:left="709" w:hanging="709"/>
       </w:pPr>
       <w:r>
         <w:rPr>
@@ -4308,9 +4308,9 @@
     </w:p>
     <w:p>
       <w:pPr>
+        <w:spacing w:line="420" w:lineRule="exact" w:before="0" w:after="120"/>
+        <w:ind w:firstLine="0" w:left="0"/>
         <w:jc w:val="both"/>
-        <w:spacing w:line="420" w:lineRule="exact" w:before="0" w:after="80"/>
-        <w:ind w:left="709" w:hanging="709"/>
       </w:pPr>
       <w:r>
         <w:rPr>
@@ -4324,9 +4324,9 @@
     </w:p>
     <w:p>
       <w:pPr>
+        <w:spacing w:line="420" w:lineRule="exact" w:before="0" w:after="120"/>
+        <w:ind w:firstLine="0" w:left="0"/>
         <w:jc w:val="both"/>
-        <w:spacing w:line="420" w:lineRule="exact" w:before="0" w:after="80"/>
-        <w:ind w:left="709" w:hanging="709"/>
       </w:pPr>
       <w:r>
         <w:rPr>
@@ -4340,9 +4340,9 @@
     </w:p>
     <w:p>
       <w:pPr>
+        <w:spacing w:line="420" w:lineRule="exact" w:before="0" w:after="120"/>
+        <w:ind w:firstLine="0" w:left="0"/>
         <w:jc w:val="both"/>
-        <w:spacing w:line="420" w:lineRule="exact" w:before="0" w:after="80"/>
-        <w:ind w:left="709" w:hanging="709"/>
       </w:pPr>
       <w:r>
         <w:rPr>
@@ -4356,9 +4356,9 @@
     </w:p>
     <w:p>
       <w:pPr>
+        <w:spacing w:line="420" w:lineRule="exact" w:before="0" w:after="120"/>
+        <w:ind w:firstLine="0" w:left="0"/>
         <w:jc w:val="both"/>
-        <w:spacing w:line="420" w:lineRule="exact" w:before="0" w:after="80"/>
-        <w:ind w:left="709" w:hanging="709"/>
       </w:pPr>
       <w:r>
         <w:rPr>
@@ -4372,9 +4372,9 @@
     </w:p>
     <w:p>
       <w:pPr>
+        <w:spacing w:line="420" w:lineRule="exact" w:before="0" w:after="120"/>
+        <w:ind w:firstLine="0" w:left="0"/>
         <w:jc w:val="both"/>
-        <w:spacing w:line="420" w:lineRule="exact" w:before="0" w:after="80"/>
-        <w:ind w:left="709" w:hanging="709"/>
       </w:pPr>
       <w:r>
         <w:rPr>
@@ -4388,9 +4388,9 @@
     </w:p>
     <w:p>
       <w:pPr>
+        <w:spacing w:line="420" w:lineRule="exact" w:before="0" w:after="120"/>
+        <w:ind w:firstLine="0" w:left="0"/>
         <w:jc w:val="both"/>
-        <w:spacing w:line="420" w:lineRule="exact" w:before="0" w:after="80"/>
-        <w:ind w:left="709" w:hanging="709"/>
       </w:pPr>
       <w:r>
         <w:rPr>
@@ -4404,9 +4404,9 @@
     </w:p>
     <w:p>
       <w:pPr>
+        <w:spacing w:line="420" w:lineRule="exact" w:before="0" w:after="120"/>
+        <w:ind w:firstLine="0" w:left="0"/>
         <w:jc w:val="both"/>
-        <w:spacing w:line="420" w:lineRule="exact" w:before="0" w:after="80"/>
-        <w:ind w:left="709" w:hanging="709"/>
       </w:pPr>
       <w:r>
         <w:rPr>
